--- a/4_Diari/Diario_11.09.2026.docx
+++ b/4_Diari/Diario_11.09.2026.docx
@@ -402,21 +402,13 @@
               <w:rPr>
                 <w:rFonts w:ascii="Arial" w:hAnsi="Arial" w:cs="Arial"/>
               </w:rPr>
-              <w:t xml:space="preserve">Pianificazione con </w:t>
+              <w:t xml:space="preserve">Pianificazione con gantt, </w:t>
             </w:r>
-            <w:proofErr w:type="spellStart"/>
             <w:r>
               <w:rPr>
                 <w:rFonts w:ascii="Arial" w:hAnsi="Arial" w:cs="Arial"/>
               </w:rPr>
-              <w:t>gantt</w:t>
-            </w:r>
-            <w:proofErr w:type="spellEnd"/>
-            <w:r>
-              <w:rPr>
-                <w:rFonts w:ascii="Arial" w:hAnsi="Arial" w:cs="Arial"/>
-              </w:rPr>
-              <w:t xml:space="preserve">, </w:t>
+              <w:t>continuazione della documentazione, riguardare il lavoro svolto 1 settimana fa per verificare la correttezza.</w:t>
             </w:r>
           </w:p>
         </w:tc>
@@ -504,7 +496,21 @@
             <w:rFonts w:eastAsia="Times New Roman" w:cstheme="minorHAnsi"/>
             <w:lang w:val="it-IT" w:eastAsia="fr-FR"/>
           </w:rPr>
-          <w:t>Sicurezza di un dispositivo Windows</w:t>
+          <w:t>Sicurezza di dispositiv</w:t>
+        </w:r>
+        <w:r>
+          <w:rPr>
+            <w:rFonts w:eastAsia="Times New Roman" w:cstheme="minorHAnsi"/>
+            <w:lang w:val="it-IT" w:eastAsia="fr-FR"/>
+          </w:rPr>
+          <w:t>i</w:t>
+        </w:r>
+        <w:r>
+          <w:rPr>
+            <w:rFonts w:eastAsia="Times New Roman" w:cstheme="minorHAnsi"/>
+            <w:lang w:val="it-IT" w:eastAsia="fr-FR"/>
+          </w:rPr>
+          <w:t xml:space="preserve"> Windows</w:t>
         </w:r>
       </w:sdtContent>
     </w:sdt>
@@ -3943,6 +3949,7 @@
     <w:rsid w:val="002E249D"/>
     <w:rsid w:val="00304ECD"/>
     <w:rsid w:val="003158F0"/>
+    <w:rsid w:val="00331C3E"/>
     <w:rsid w:val="00331C62"/>
     <w:rsid w:val="00357BE2"/>
     <w:rsid w:val="00392F29"/>
@@ -3952,6 +3959,7 @@
     <w:rsid w:val="004108D2"/>
     <w:rsid w:val="00417A01"/>
     <w:rsid w:val="00417A30"/>
+    <w:rsid w:val="00436289"/>
     <w:rsid w:val="00453BEA"/>
     <w:rsid w:val="004576F0"/>
     <w:rsid w:val="00465B6E"/>
@@ -3985,6 +3993,7 @@
     <w:rsid w:val="007A4EC3"/>
     <w:rsid w:val="007C49C7"/>
     <w:rsid w:val="007E2877"/>
+    <w:rsid w:val="007E6169"/>
     <w:rsid w:val="008073A0"/>
     <w:rsid w:val="00842400"/>
     <w:rsid w:val="00866671"/>
@@ -4022,6 +4031,7 @@
     <w:rsid w:val="00C22A10"/>
     <w:rsid w:val="00C475DF"/>
     <w:rsid w:val="00C57AC2"/>
+    <w:rsid w:val="00C87AAC"/>
     <w:rsid w:val="00CB349C"/>
     <w:rsid w:val="00CC5E51"/>
     <w:rsid w:val="00CD4850"/>
